--- a/artifacts/bids/2026-02-15/zayavka_2026-02-15.docx
+++ b/artifacts/bids/2026-02-15/zayavka_2026-02-15.docx
@@ -254,7 +254,7 @@
               <w:jc w:val="right"/>
             </w:pPr>
             <w:r>
-              <w:t>0,146</w:t>
+              <w:t>0,151</w:t>
             </w:r>
           </w:p>
         </w:tc>
@@ -277,7 +277,7 @@
               <w:jc w:val="right"/>
             </w:pPr>
             <w:r>
-              <w:t>4,835</w:t>
+              <w:t>4,828</w:t>
             </w:r>
           </w:p>
         </w:tc>
@@ -302,7 +302,7 @@
               <w:jc w:val="right"/>
             </w:pPr>
             <w:r>
-              <w:t>0,091</w:t>
+              <w:t>0,090</w:t>
             </w:r>
           </w:p>
         </w:tc>
@@ -325,7 +325,7 @@
               <w:jc w:val="right"/>
             </w:pPr>
             <w:r>
-              <w:t>4,882</w:t>
+              <w:t>4,881</w:t>
             </w:r>
           </w:p>
         </w:tc>
@@ -350,7 +350,7 @@
               <w:jc w:val="right"/>
             </w:pPr>
             <w:r>
-              <w:t>0,130</w:t>
+              <w:t>0,129</w:t>
             </w:r>
           </w:p>
         </w:tc>
@@ -398,7 +398,7 @@
               <w:jc w:val="right"/>
             </w:pPr>
             <w:r>
-              <w:t>0,098</w:t>
+              <w:t>0,097</w:t>
             </w:r>
           </w:p>
         </w:tc>
@@ -421,7 +421,7 @@
               <w:jc w:val="right"/>
             </w:pPr>
             <w:r>
-              <w:t>4,902</w:t>
+              <w:t>4,904</w:t>
             </w:r>
           </w:p>
         </w:tc>
@@ -469,7 +469,7 @@
               <w:jc w:val="right"/>
             </w:pPr>
             <w:r>
-              <w:t>4,888</w:t>
+              <w:t>4,885</w:t>
             </w:r>
           </w:p>
         </w:tc>
@@ -494,7 +494,7 @@
               <w:jc w:val="right"/>
             </w:pPr>
             <w:r>
-              <w:t>0,156</w:t>
+              <w:t>0,159</w:t>
             </w:r>
           </w:p>
         </w:tc>
@@ -517,7 +517,7 @@
               <w:jc w:val="right"/>
             </w:pPr>
             <w:r>
-              <w:t>4,867</w:t>
+              <w:t>4,868</w:t>
             </w:r>
           </w:p>
         </w:tc>
@@ -542,7 +542,7 @@
               <w:jc w:val="right"/>
             </w:pPr>
             <w:r>
-              <w:t>0,266</w:t>
+              <w:t>0,258</w:t>
             </w:r>
           </w:p>
         </w:tc>
@@ -590,7 +590,7 @@
               <w:jc w:val="right"/>
             </w:pPr>
             <w:r>
-              <w:t>0,625</w:t>
+              <w:t>0,612</w:t>
             </w:r>
           </w:p>
         </w:tc>
@@ -613,7 +613,7 @@
               <w:jc w:val="right"/>
             </w:pPr>
             <w:r>
-              <w:t>4,886</w:t>
+              <w:t>4,888</w:t>
             </w:r>
           </w:p>
         </w:tc>
@@ -638,7 +638,7 @@
               <w:jc w:val="right"/>
             </w:pPr>
             <w:r>
-              <w:t>1,280</w:t>
+              <w:t>1,294</w:t>
             </w:r>
           </w:p>
         </w:tc>
@@ -686,7 +686,7 @@
               <w:jc w:val="right"/>
             </w:pPr>
             <w:r>
-              <w:t>2,432</w:t>
+              <w:t>2,469</w:t>
             </w:r>
           </w:p>
         </w:tc>
@@ -709,7 +709,7 @@
               <w:jc w:val="right"/>
             </w:pPr>
             <w:r>
-              <w:t>4,753</w:t>
+              <w:t>4,763</w:t>
             </w:r>
           </w:p>
         </w:tc>
@@ -734,7 +734,7 @@
               <w:jc w:val="right"/>
             </w:pPr>
             <w:r>
-              <w:t>3,715</w:t>
+              <w:t>3,694</w:t>
             </w:r>
           </w:p>
         </w:tc>
@@ -757,7 +757,7 @@
               <w:jc w:val="right"/>
             </w:pPr>
             <w:r>
-              <w:t>4,588</w:t>
+              <w:t>4,575</w:t>
             </w:r>
           </w:p>
         </w:tc>
@@ -782,7 +782,7 @@
               <w:jc w:val="right"/>
             </w:pPr>
             <w:r>
-              <w:t>4,638</w:t>
+              <w:t>4,615</w:t>
             </w:r>
           </w:p>
         </w:tc>
@@ -805,7 +805,7 @@
               <w:jc w:val="right"/>
             </w:pPr>
             <w:r>
-              <w:t>4,237</w:t>
+              <w:t>4,206</w:t>
             </w:r>
           </w:p>
         </w:tc>
@@ -821,7 +821,7 @@
         <w:rPr>
           <w:b/>
         </w:rPr>
-        <w:t>Итого за сутки: 71,260 МВт·ч.</w:t>
+        <w:t>Итого за сутки: 71,211 МВт·ч.</w:t>
       </w:r>
     </w:p>
     <w:p>
@@ -834,7 +834,7 @@
     </w:p>
     <w:p>
       <w:r>
-        <w:t>Прогноз 715bcfc946d1, сформирован 14.02.2026 05:00 (Астана); модель windcast-0.1.0-cascade+direct; погода: Open-Meteo Previous Runs: ECMWF IFS, ECMWF AIFS, ICON, GFS, UKMO, GEM, CMA, выпуск 2026-02-13 18:00:00 UTC.</w:t>
+        <w:t>Прогноз 7135f0fa9395, сформирован 14.02.2026 05:00 (Астана); модель windcast-0.1.0-cascade+direct; погода: Open-Meteo Previous Runs: ECMWF IFS, ECMWF AIFS, ICON, GFS, UKMO, GEM, CMA, выпуск 2026-02-13 18:00:00 UTC.</w:t>
       </w:r>
     </w:p>
     <w:tbl>
@@ -940,7 +940,7 @@
           </w:tcPr>
           <w:p>
             <w:r>
-              <w:t>0,001</w:t>
+              <w:t>0,000</w:t>
             </w:r>
           </w:p>
         </w:tc>
@@ -950,7 +950,7 @@
           </w:tcPr>
           <w:p>
             <w:r>
-              <w:t>0,146</w:t>
+              <w:t>0,151</w:t>
             </w:r>
           </w:p>
         </w:tc>
@@ -960,7 +960,7 @@
           </w:tcPr>
           <w:p>
             <w:r>
-              <w:t>1,124</w:t>
+              <w:t>1,114</w:t>
             </w:r>
           </w:p>
         </w:tc>
@@ -1012,7 +1012,7 @@
           </w:tcPr>
           <w:p>
             <w:r>
-              <w:t>0,091</w:t>
+              <w:t>0,090</w:t>
             </w:r>
           </w:p>
         </w:tc>
@@ -1022,7 +1022,7 @@
           </w:tcPr>
           <w:p>
             <w:r>
-              <w:t>0,692</w:t>
+              <w:t>0,666</w:t>
             </w:r>
           </w:p>
         </w:tc>
@@ -1032,7 +1032,7 @@
           </w:tcPr>
           <w:p>
             <w:r>
-              <w:t>2.9 ❄</w:t>
+              <w:t>2.8 ❄</w:t>
             </w:r>
           </w:p>
         </w:tc>
@@ -1064,7 +1064,7 @@
           </w:tcPr>
           <w:p>
             <w:r>
-              <w:t>0,011</w:t>
+              <w:t>0,014</w:t>
             </w:r>
           </w:p>
         </w:tc>
@@ -1074,7 +1074,7 @@
           </w:tcPr>
           <w:p>
             <w:r>
-              <w:t>0,130</w:t>
+              <w:t>0,129</w:t>
             </w:r>
           </w:p>
         </w:tc>
@@ -1084,7 +1084,7 @@
           </w:tcPr>
           <w:p>
             <w:r>
-              <w:t>0,549</w:t>
+              <w:t>0,572</w:t>
             </w:r>
           </w:p>
         </w:tc>
@@ -1136,7 +1136,7 @@
           </w:tcPr>
           <w:p>
             <w:r>
-              <w:t>0,098</w:t>
+              <w:t>0,097</w:t>
             </w:r>
           </w:p>
         </w:tc>
@@ -1146,7 +1146,7 @@
           </w:tcPr>
           <w:p>
             <w:r>
-              <w:t>0,430</w:t>
+              <w:t>0,434</w:t>
             </w:r>
           </w:p>
         </w:tc>
@@ -1156,7 +1156,7 @@
           </w:tcPr>
           <w:p>
             <w:r>
-              <w:t>3.1 ❄</w:t>
+              <w:t>3.0 ❄</w:t>
             </w:r>
           </w:p>
         </w:tc>
@@ -1188,7 +1188,7 @@
           </w:tcPr>
           <w:p>
             <w:r>
-              <w:t>0,013</w:t>
+              <w:t>0,012</w:t>
             </w:r>
           </w:p>
         </w:tc>
@@ -1208,7 +1208,7 @@
           </w:tcPr>
           <w:p>
             <w:r>
-              <w:t>0,627</w:t>
+              <w:t>0,628</w:t>
             </w:r>
           </w:p>
         </w:tc>
@@ -1250,7 +1250,7 @@
           </w:tcPr>
           <w:p>
             <w:r>
-              <w:t>0,011</w:t>
+              <w:t>0,016</w:t>
             </w:r>
           </w:p>
         </w:tc>
@@ -1260,7 +1260,7 @@
           </w:tcPr>
           <w:p>
             <w:r>
-              <w:t>0,156</w:t>
+              <w:t>0,159</w:t>
             </w:r>
           </w:p>
         </w:tc>
@@ -1270,7 +1270,7 @@
           </w:tcPr>
           <w:p>
             <w:r>
-              <w:t>0,599</w:t>
+              <w:t>0,592</w:t>
             </w:r>
           </w:p>
         </w:tc>
@@ -1312,7 +1312,7 @@
           </w:tcPr>
           <w:p>
             <w:r>
-              <w:t>0,031</w:t>
+              <w:t>0,026</w:t>
             </w:r>
           </w:p>
         </w:tc>
@@ -1322,7 +1322,7 @@
           </w:tcPr>
           <w:p>
             <w:r>
-              <w:t>0,266</w:t>
+              <w:t>0,258</w:t>
             </w:r>
           </w:p>
         </w:tc>
@@ -1332,7 +1332,7 @@
           </w:tcPr>
           <w:p>
             <w:r>
-              <w:t>0,872</w:t>
+              <w:t>0,887</w:t>
             </w:r>
           </w:p>
         </w:tc>
@@ -1342,7 +1342,7 @@
           </w:tcPr>
           <w:p>
             <w:r>
-              <w:t>4.6 ❄</w:t>
+              <w:t>4.5 ❄</w:t>
             </w:r>
           </w:p>
         </w:tc>
@@ -1374,7 +1374,7 @@
           </w:tcPr>
           <w:p>
             <w:r>
-              <w:t>0,024</w:t>
+              <w:t>0,029</w:t>
             </w:r>
           </w:p>
         </w:tc>
@@ -1384,7 +1384,7 @@
           </w:tcPr>
           <w:p>
             <w:r>
-              <w:t>0,625</w:t>
+              <w:t>0,612</w:t>
             </w:r>
           </w:p>
         </w:tc>
@@ -1394,7 +1394,7 @@
           </w:tcPr>
           <w:p>
             <w:r>
-              <w:t>1,889</w:t>
+              <w:t>1,941</w:t>
             </w:r>
           </w:p>
         </w:tc>
@@ -1436,7 +1436,7 @@
           </w:tcPr>
           <w:p>
             <w:r>
-              <w:t>0,129</w:t>
+              <w:t>0,127</w:t>
             </w:r>
           </w:p>
         </w:tc>
@@ -1446,7 +1446,7 @@
           </w:tcPr>
           <w:p>
             <w:r>
-              <w:t>1,280</w:t>
+              <w:t>1,294</w:t>
             </w:r>
           </w:p>
         </w:tc>
@@ -1456,7 +1456,7 @@
           </w:tcPr>
           <w:p>
             <w:r>
-              <w:t>3,593</w:t>
+              <w:t>3,633</w:t>
             </w:r>
           </w:p>
         </w:tc>
@@ -1498,7 +1498,7 @@
           </w:tcPr>
           <w:p>
             <w:r>
-              <w:t>0,527</w:t>
+              <w:t>0,513</w:t>
             </w:r>
           </w:p>
         </w:tc>
@@ -1508,7 +1508,7 @@
           </w:tcPr>
           <w:p>
             <w:r>
-              <w:t>2,432</w:t>
+              <w:t>2,469</w:t>
             </w:r>
           </w:p>
         </w:tc>
@@ -1518,7 +1518,7 @@
           </w:tcPr>
           <w:p>
             <w:r>
-              <w:t>4,511</w:t>
+              <w:t>4,550</w:t>
             </w:r>
           </w:p>
         </w:tc>
@@ -1560,7 +1560,7 @@
           </w:tcPr>
           <w:p>
             <w:r>
-              <w:t>1,595</w:t>
+              <w:t>1,603</w:t>
             </w:r>
           </w:p>
         </w:tc>
@@ -1570,7 +1570,7 @@
           </w:tcPr>
           <w:p>
             <w:r>
-              <w:t>3,715</w:t>
+              <w:t>3,694</w:t>
             </w:r>
           </w:p>
         </w:tc>
@@ -1580,7 +1580,7 @@
           </w:tcPr>
           <w:p>
             <w:r>
-              <w:t>4,889</w:t>
+              <w:t>4,896</w:t>
             </w:r>
           </w:p>
         </w:tc>
@@ -1590,7 +1590,7 @@
           </w:tcPr>
           <w:p>
             <w:r>
-              <w:t>9.3</w:t>
+              <w:t>9.2</w:t>
             </w:r>
           </w:p>
         </w:tc>
@@ -1622,7 +1622,7 @@
           </w:tcPr>
           <w:p>
             <w:r>
-              <w:t>3,160</w:t>
+              <w:t>3,154</w:t>
             </w:r>
           </w:p>
         </w:tc>
@@ -1632,7 +1632,7 @@
           </w:tcPr>
           <w:p>
             <w:r>
-              <w:t>4,638</w:t>
+              <w:t>4,615</w:t>
             </w:r>
           </w:p>
         </w:tc>
@@ -1642,7 +1642,7 @@
           </w:tcPr>
           <w:p>
             <w:r>
-              <w:t>4,984</w:t>
+              <w:t>4,981</w:t>
             </w:r>
           </w:p>
         </w:tc>
@@ -1652,7 +1652,7 @@
           </w:tcPr>
           <w:p>
             <w:r>
-              <w:t>10.8</w:t>
+              <w:t>10.7</w:t>
             </w:r>
           </w:p>
         </w:tc>
@@ -1684,7 +1684,7 @@
           </w:tcPr>
           <w:p>
             <w:r>
-              <w:t>3,976</w:t>
+              <w:t>3,917</w:t>
             </w:r>
           </w:p>
         </w:tc>
@@ -1694,7 +1694,7 @@
           </w:tcPr>
           <w:p>
             <w:r>
-              <w:t>4,835</w:t>
+              <w:t>4,828</w:t>
             </w:r>
           </w:p>
         </w:tc>
@@ -1704,7 +1704,7 @@
           </w:tcPr>
           <w:p>
             <w:r>
-              <w:t>4,993</w:t>
+              <w:t>4,989</w:t>
             </w:r>
           </w:p>
         </w:tc>
@@ -1746,7 +1746,7 @@
           </w:tcPr>
           <w:p>
             <w:r>
-              <w:t>4,502</w:t>
+              <w:t>4,498</w:t>
             </w:r>
           </w:p>
         </w:tc>
@@ -1756,7 +1756,7 @@
           </w:tcPr>
           <w:p>
             <w:r>
-              <w:t>4,882</w:t>
+              <w:t>4,881</w:t>
             </w:r>
           </w:p>
         </w:tc>
@@ -1766,7 +1766,7 @@
           </w:tcPr>
           <w:p>
             <w:r>
-              <w:t>4,986</w:t>
+              <w:t>4,984</w:t>
             </w:r>
           </w:p>
         </w:tc>
@@ -1776,7 +1776,7 @@
           </w:tcPr>
           <w:p>
             <w:r>
-              <w:t>12.1</w:t>
+              <w:t>12.0</w:t>
             </w:r>
           </w:p>
         </w:tc>
@@ -1808,7 +1808,7 @@
           </w:tcPr>
           <w:p>
             <w:r>
-              <w:t>4,574</w:t>
+              <w:t>4,591</w:t>
             </w:r>
           </w:p>
         </w:tc>
@@ -1870,7 +1870,7 @@
           </w:tcPr>
           <w:p>
             <w:r>
-              <w:t>4,563</w:t>
+              <w:t>4,579</w:t>
             </w:r>
           </w:p>
         </w:tc>
@@ -1880,7 +1880,7 @@
           </w:tcPr>
           <w:p>
             <w:r>
-              <w:t>4,902</w:t>
+              <w:t>4,904</w:t>
             </w:r>
           </w:p>
         </w:tc>
@@ -1932,7 +1932,7 @@
           </w:tcPr>
           <w:p>
             <w:r>
-              <w:t>4,386</w:t>
+              <w:t>4,381</w:t>
             </w:r>
           </w:p>
         </w:tc>
@@ -1942,7 +1942,7 @@
           </w:tcPr>
           <w:p>
             <w:r>
-              <w:t>4,888</w:t>
+              <w:t>4,885</w:t>
             </w:r>
           </w:p>
         </w:tc>
@@ -1952,7 +1952,7 @@
           </w:tcPr>
           <w:p>
             <w:r>
-              <w:t>4,995</w:t>
+              <w:t>4,994</w:t>
             </w:r>
           </w:p>
         </w:tc>
@@ -1994,7 +1994,7 @@
           </w:tcPr>
           <w:p>
             <w:r>
-              <w:t>3,905</w:t>
+              <w:t>3,978</w:t>
             </w:r>
           </w:p>
         </w:tc>
@@ -2004,7 +2004,7 @@
           </w:tcPr>
           <w:p>
             <w:r>
-              <w:t>4,867</w:t>
+              <w:t>4,868</w:t>
             </w:r>
           </w:p>
         </w:tc>
@@ -2056,7 +2056,7 @@
           </w:tcPr>
           <w:p>
             <w:r>
-              <w:t>4,058</w:t>
+              <w:t>4,080</w:t>
             </w:r>
           </w:p>
         </w:tc>
@@ -2118,7 +2118,7 @@
           </w:tcPr>
           <w:p>
             <w:r>
-              <w:t>3,957</w:t>
+              <w:t>3,975</w:t>
             </w:r>
           </w:p>
         </w:tc>
@@ -2128,7 +2128,7 @@
           </w:tcPr>
           <w:p>
             <w:r>
-              <w:t>4,886</w:t>
+              <w:t>4,888</w:t>
             </w:r>
           </w:p>
         </w:tc>
@@ -2138,7 +2138,7 @@
           </w:tcPr>
           <w:p>
             <w:r>
-              <w:t>4,992</w:t>
+              <w:t>4,991</w:t>
             </w:r>
           </w:p>
         </w:tc>
@@ -2180,7 +2180,7 @@
           </w:tcPr>
           <w:p>
             <w:r>
-              <w:t>3,837</w:t>
+              <w:t>3,803</w:t>
             </w:r>
           </w:p>
         </w:tc>
@@ -2242,7 +2242,7 @@
           </w:tcPr>
           <w:p>
             <w:r>
-              <w:t>3,101</w:t>
+              <w:t>3,089</w:t>
             </w:r>
           </w:p>
         </w:tc>
@@ -2252,7 +2252,7 @@
           </w:tcPr>
           <w:p>
             <w:r>
-              <w:t>4,753</w:t>
+              <w:t>4,763</w:t>
             </w:r>
           </w:p>
         </w:tc>
@@ -2272,7 +2272,7 @@
           </w:tcPr>
           <w:p>
             <w:r>
-              <w:t>11.3</w:t>
+              <w:t>11.2</w:t>
             </w:r>
           </w:p>
         </w:tc>
@@ -2304,7 +2304,7 @@
           </w:tcPr>
           <w:p>
             <w:r>
-              <w:t>2,862</w:t>
+              <w:t>2,856</w:t>
             </w:r>
           </w:p>
         </w:tc>
@@ -2314,7 +2314,7 @@
           </w:tcPr>
           <w:p>
             <w:r>
-              <w:t>4,588</w:t>
+              <w:t>4,575</w:t>
             </w:r>
           </w:p>
         </w:tc>
@@ -2324,7 +2324,7 @@
           </w:tcPr>
           <w:p>
             <w:r>
-              <w:t>4,970</w:t>
+              <w:t>4,968</w:t>
             </w:r>
           </w:p>
         </w:tc>
@@ -2366,7 +2366,7 @@
           </w:tcPr>
           <w:p>
             <w:r>
-              <w:t>2,440</w:t>
+              <w:t>2,470</w:t>
             </w:r>
           </w:p>
         </w:tc>
@@ -2376,7 +2376,7 @@
           </w:tcPr>
           <w:p>
             <w:r>
-              <w:t>4,237</w:t>
+              <w:t>4,206</w:t>
             </w:r>
           </w:p>
         </w:tc>
@@ -2386,7 +2386,7 @@
           </w:tcPr>
           <w:p>
             <w:r>
-              <w:t>4,946</w:t>
+              <w:t>4,948</w:t>
             </w:r>
           </w:p>
         </w:tc>
@@ -2423,7 +2423,7 @@
         <w:pStyle w:val="ListBullet"/>
       </w:pPr>
       <w:r>
-        <w:t>резкий рост на 3.36 МВт за 3 ч к 11:00</w:t>
+        <w:t>резкий рост на 3.32 МВт за 3 ч к 11:00</w:t>
       </w:r>
     </w:p>
     <w:p>
@@ -2560,7 +2560,7 @@
           </w:tcPr>
           <w:p>
             <w:r>
-              <w:t>0,628</w:t>
+              <w:t>0,653</w:t>
             </w:r>
           </w:p>
         </w:tc>
@@ -2570,7 +2570,7 @@
           </w:tcPr>
           <w:p>
             <w:r>
-              <w:t>0,625 → 1,253</w:t>
+              <w:t>0,612 → 1,265</w:t>
             </w:r>
           </w:p>
         </w:tc>
@@ -2622,7 +2622,7 @@
           </w:tcPr>
           <w:p>
             <w:r>
-              <w:t>0,928</w:t>
+              <w:t>0,881</w:t>
             </w:r>
           </w:p>
         </w:tc>
@@ -2632,7 +2632,7 @@
           </w:tcPr>
           <w:p>
             <w:r>
-              <w:t>1,280 → 2,208</w:t>
+              <w:t>1,294 → 2,175</w:t>
             </w:r>
           </w:p>
         </w:tc>
@@ -2684,7 +2684,7 @@
           </w:tcPr>
           <w:p>
             <w:r>
-              <w:t>1,618</w:t>
+              <w:t>1,595</w:t>
             </w:r>
           </w:p>
         </w:tc>
@@ -2694,7 +2694,7 @@
           </w:tcPr>
           <w:p>
             <w:r>
-              <w:t>2,432 → 4,050</w:t>
+              <w:t>2,469 → 4,064</w:t>
             </w:r>
           </w:p>
         </w:tc>
@@ -2746,7 +2746,7 @@
           </w:tcPr>
           <w:p>
             <w:r>
-              <w:t>1,081</w:t>
+              <w:t>1,106</w:t>
             </w:r>
           </w:p>
         </w:tc>
@@ -2756,7 +2756,7 @@
           </w:tcPr>
           <w:p>
             <w:r>
-              <w:t>3,715 → 4,796</w:t>
+              <w:t>3,694 → 4,800</w:t>
             </w:r>
           </w:p>
         </w:tc>
@@ -2808,7 +2808,7 @@
           </w:tcPr>
           <w:p>
             <w:r>
-              <w:t>0,738</w:t>
+              <w:t>0,705</w:t>
             </w:r>
           </w:p>
         </w:tc>
@@ -2818,7 +2818,7 @@
           </w:tcPr>
           <w:p>
             <w:r>
-              <w:t>4,588 → 3,850</w:t>
+              <w:t>4,575 → 3,870</w:t>
             </w:r>
           </w:p>
         </w:tc>
@@ -2870,7 +2870,7 @@
           </w:tcPr>
           <w:p>
             <w:r>
-              <w:t>0,618</w:t>
+              <w:t>0,587</w:t>
             </w:r>
           </w:p>
         </w:tc>
@@ -2880,7 +2880,7 @@
           </w:tcPr>
           <w:p>
             <w:r>
-              <w:t>4,237 → 3,619</w:t>
+              <w:t>4,206 → 3,619</w:t>
             </w:r>
           </w:p>
         </w:tc>

--- a/artifacts/bids/2026-02-15/zayavka_2026-02-15.docx
+++ b/artifacts/bids/2026-02-15/zayavka_2026-02-15.docx
@@ -254,7 +254,7 @@
               <w:jc w:val="right"/>
             </w:pPr>
             <w:r>
-              <w:t>0,151</w:t>
+              <w:t>0,143</w:t>
             </w:r>
           </w:p>
         </w:tc>
@@ -277,7 +277,7 @@
               <w:jc w:val="right"/>
             </w:pPr>
             <w:r>
-              <w:t>4,828</w:t>
+              <w:t>4,831</w:t>
             </w:r>
           </w:p>
         </w:tc>
@@ -302,7 +302,7 @@
               <w:jc w:val="right"/>
             </w:pPr>
             <w:r>
-              <w:t>0,090</w:t>
+              <w:t>0,073</w:t>
             </w:r>
           </w:p>
         </w:tc>
@@ -325,7 +325,7 @@
               <w:jc w:val="right"/>
             </w:pPr>
             <w:r>
-              <w:t>4,881</w:t>
+              <w:t>4,878</w:t>
             </w:r>
           </w:p>
         </w:tc>
@@ -373,7 +373,7 @@
               <w:jc w:val="right"/>
             </w:pPr>
             <w:r>
-              <w:t>4,904</w:t>
+              <w:t>4,899</w:t>
             </w:r>
           </w:p>
         </w:tc>
@@ -398,7 +398,7 @@
               <w:jc w:val="right"/>
             </w:pPr>
             <w:r>
-              <w:t>0,097</w:t>
+              <w:t>0,103</w:t>
             </w:r>
           </w:p>
         </w:tc>
@@ -421,7 +421,7 @@
               <w:jc w:val="right"/>
             </w:pPr>
             <w:r>
-              <w:t>4,904</w:t>
+              <w:t>4,899</w:t>
             </w:r>
           </w:p>
         </w:tc>
@@ -446,7 +446,7 @@
               <w:jc w:val="right"/>
             </w:pPr>
             <w:r>
-              <w:t>0,132</w:t>
+              <w:t>0,141</w:t>
             </w:r>
           </w:p>
         </w:tc>
@@ -457,6 +457,150 @@
           <w:p>
             <w:r>
               <w:t>17:00</w:t>
+            </w:r>
+          </w:p>
+        </w:tc>
+        <w:tc>
+          <w:tcPr>
+            <w:tcW w:type="dxa" w:w="2160"/>
+          </w:tcPr>
+          <w:p>
+            <w:pPr>
+              <w:jc w:val="right"/>
+            </w:pPr>
+            <w:r>
+              <w:t>4,873</w:t>
+            </w:r>
+          </w:p>
+        </w:tc>
+      </w:tr>
+      <w:tr>
+        <w:tc>
+          <w:tcPr>
+            <w:tcW w:type="dxa" w:w="2160"/>
+          </w:tcPr>
+          <w:p>
+            <w:r>
+              <w:t>06:00</w:t>
+            </w:r>
+          </w:p>
+        </w:tc>
+        <w:tc>
+          <w:tcPr>
+            <w:tcW w:type="dxa" w:w="2160"/>
+          </w:tcPr>
+          <w:p>
+            <w:pPr>
+              <w:jc w:val="right"/>
+            </w:pPr>
+            <w:r>
+              <w:t>0,175</w:t>
+            </w:r>
+          </w:p>
+        </w:tc>
+        <w:tc>
+          <w:tcPr>
+            <w:tcW w:type="dxa" w:w="2160"/>
+          </w:tcPr>
+          <w:p>
+            <w:r>
+              <w:t>18:00</w:t>
+            </w:r>
+          </w:p>
+        </w:tc>
+        <w:tc>
+          <w:tcPr>
+            <w:tcW w:type="dxa" w:w="2160"/>
+          </w:tcPr>
+          <w:p>
+            <w:pPr>
+              <w:jc w:val="right"/>
+            </w:pPr>
+            <w:r>
+              <w:t>4,875</w:t>
+            </w:r>
+          </w:p>
+        </w:tc>
+      </w:tr>
+      <w:tr>
+        <w:tc>
+          <w:tcPr>
+            <w:tcW w:type="dxa" w:w="2160"/>
+          </w:tcPr>
+          <w:p>
+            <w:r>
+              <w:t>07:00</w:t>
+            </w:r>
+          </w:p>
+        </w:tc>
+        <w:tc>
+          <w:tcPr>
+            <w:tcW w:type="dxa" w:w="2160"/>
+          </w:tcPr>
+          <w:p>
+            <w:pPr>
+              <w:jc w:val="right"/>
+            </w:pPr>
+            <w:r>
+              <w:t>0,268</w:t>
+            </w:r>
+          </w:p>
+        </w:tc>
+        <w:tc>
+          <w:tcPr>
+            <w:tcW w:type="dxa" w:w="2160"/>
+          </w:tcPr>
+          <w:p>
+            <w:r>
+              <w:t>19:00</w:t>
+            </w:r>
+          </w:p>
+        </w:tc>
+        <w:tc>
+          <w:tcPr>
+            <w:tcW w:type="dxa" w:w="2160"/>
+          </w:tcPr>
+          <w:p>
+            <w:pPr>
+              <w:jc w:val="right"/>
+            </w:pPr>
+            <w:r>
+              <w:t>4,901</w:t>
+            </w:r>
+          </w:p>
+        </w:tc>
+      </w:tr>
+      <w:tr>
+        <w:tc>
+          <w:tcPr>
+            <w:tcW w:type="dxa" w:w="2160"/>
+          </w:tcPr>
+          <w:p>
+            <w:r>
+              <w:t>08:00</w:t>
+            </w:r>
+          </w:p>
+        </w:tc>
+        <w:tc>
+          <w:tcPr>
+            <w:tcW w:type="dxa" w:w="2160"/>
+          </w:tcPr>
+          <w:p>
+            <w:pPr>
+              <w:jc w:val="right"/>
+            </w:pPr>
+            <w:r>
+              <w:t>0,636</w:t>
+            </w:r>
+          </w:p>
+        </w:tc>
+        <w:tc>
+          <w:tcPr>
+            <w:tcW w:type="dxa" w:w="2160"/>
+          </w:tcPr>
+          <w:p>
+            <w:r>
+              <w:t>20:00</w:t>
             </w:r>
           </w:p>
         </w:tc>
@@ -481,150 +625,6 @@
           </w:tcPr>
           <w:p>
             <w:r>
-              <w:t>06:00</w:t>
-            </w:r>
-          </w:p>
-        </w:tc>
-        <w:tc>
-          <w:tcPr>
-            <w:tcW w:type="dxa" w:w="2160"/>
-          </w:tcPr>
-          <w:p>
-            <w:pPr>
-              <w:jc w:val="right"/>
-            </w:pPr>
-            <w:r>
-              <w:t>0,159</w:t>
-            </w:r>
-          </w:p>
-        </w:tc>
-        <w:tc>
-          <w:tcPr>
-            <w:tcW w:type="dxa" w:w="2160"/>
-          </w:tcPr>
-          <w:p>
-            <w:r>
-              <w:t>18:00</w:t>
-            </w:r>
-          </w:p>
-        </w:tc>
-        <w:tc>
-          <w:tcPr>
-            <w:tcW w:type="dxa" w:w="2160"/>
-          </w:tcPr>
-          <w:p>
-            <w:pPr>
-              <w:jc w:val="right"/>
-            </w:pPr>
-            <w:r>
-              <w:t>4,868</w:t>
-            </w:r>
-          </w:p>
-        </w:tc>
-      </w:tr>
-      <w:tr>
-        <w:tc>
-          <w:tcPr>
-            <w:tcW w:type="dxa" w:w="2160"/>
-          </w:tcPr>
-          <w:p>
-            <w:r>
-              <w:t>07:00</w:t>
-            </w:r>
-          </w:p>
-        </w:tc>
-        <w:tc>
-          <w:tcPr>
-            <w:tcW w:type="dxa" w:w="2160"/>
-          </w:tcPr>
-          <w:p>
-            <w:pPr>
-              <w:jc w:val="right"/>
-            </w:pPr>
-            <w:r>
-              <w:t>0,258</w:t>
-            </w:r>
-          </w:p>
-        </w:tc>
-        <w:tc>
-          <w:tcPr>
-            <w:tcW w:type="dxa" w:w="2160"/>
-          </w:tcPr>
-          <w:p>
-            <w:r>
-              <w:t>19:00</w:t>
-            </w:r>
-          </w:p>
-        </w:tc>
-        <w:tc>
-          <w:tcPr>
-            <w:tcW w:type="dxa" w:w="2160"/>
-          </w:tcPr>
-          <w:p>
-            <w:pPr>
-              <w:jc w:val="right"/>
-            </w:pPr>
-            <w:r>
-              <w:t>4,905</w:t>
-            </w:r>
-          </w:p>
-        </w:tc>
-      </w:tr>
-      <w:tr>
-        <w:tc>
-          <w:tcPr>
-            <w:tcW w:type="dxa" w:w="2160"/>
-          </w:tcPr>
-          <w:p>
-            <w:r>
-              <w:t>08:00</w:t>
-            </w:r>
-          </w:p>
-        </w:tc>
-        <w:tc>
-          <w:tcPr>
-            <w:tcW w:type="dxa" w:w="2160"/>
-          </w:tcPr>
-          <w:p>
-            <w:pPr>
-              <w:jc w:val="right"/>
-            </w:pPr>
-            <w:r>
-              <w:t>0,612</w:t>
-            </w:r>
-          </w:p>
-        </w:tc>
-        <w:tc>
-          <w:tcPr>
-            <w:tcW w:type="dxa" w:w="2160"/>
-          </w:tcPr>
-          <w:p>
-            <w:r>
-              <w:t>20:00</w:t>
-            </w:r>
-          </w:p>
-        </w:tc>
-        <w:tc>
-          <w:tcPr>
-            <w:tcW w:type="dxa" w:w="2160"/>
-          </w:tcPr>
-          <w:p>
-            <w:pPr>
-              <w:jc w:val="right"/>
-            </w:pPr>
-            <w:r>
-              <w:t>4,888</w:t>
-            </w:r>
-          </w:p>
-        </w:tc>
-      </w:tr>
-      <w:tr>
-        <w:tc>
-          <w:tcPr>
-            <w:tcW w:type="dxa" w:w="2160"/>
-          </w:tcPr>
-          <w:p>
-            <w:r>
               <w:t>09:00</w:t>
             </w:r>
           </w:p>
@@ -638,7 +638,7 @@
               <w:jc w:val="right"/>
             </w:pPr>
             <w:r>
-              <w:t>1,294</w:t>
+              <w:t>1,349</w:t>
             </w:r>
           </w:p>
         </w:tc>
@@ -661,7 +661,7 @@
               <w:jc w:val="right"/>
             </w:pPr>
             <w:r>
-              <w:t>4,904</w:t>
+              <w:t>4,899</w:t>
             </w:r>
           </w:p>
         </w:tc>
@@ -686,7 +686,7 @@
               <w:jc w:val="right"/>
             </w:pPr>
             <w:r>
-              <w:t>2,469</w:t>
+              <w:t>2,554</w:t>
             </w:r>
           </w:p>
         </w:tc>
@@ -709,7 +709,7 @@
               <w:jc w:val="right"/>
             </w:pPr>
             <w:r>
-              <w:t>4,763</w:t>
+              <w:t>4,715</w:t>
             </w:r>
           </w:p>
         </w:tc>
@@ -734,7 +734,7 @@
               <w:jc w:val="right"/>
             </w:pPr>
             <w:r>
-              <w:t>3,694</w:t>
+              <w:t>3,640</w:t>
             </w:r>
           </w:p>
         </w:tc>
@@ -757,7 +757,7 @@
               <w:jc w:val="right"/>
             </w:pPr>
             <w:r>
-              <w:t>4,575</w:t>
+              <w:t>4,540</w:t>
             </w:r>
           </w:p>
         </w:tc>
@@ -782,7 +782,7 @@
               <w:jc w:val="right"/>
             </w:pPr>
             <w:r>
-              <w:t>4,615</w:t>
+              <w:t>4,617</w:t>
             </w:r>
           </w:p>
         </w:tc>
@@ -805,7 +805,7 @@
               <w:jc w:val="right"/>
             </w:pPr>
             <w:r>
-              <w:t>4,206</w:t>
+              <w:t>4,203</w:t>
             </w:r>
           </w:p>
         </w:tc>
@@ -821,7 +821,7 @@
         <w:rPr>
           <w:b/>
         </w:rPr>
-        <w:t>Итого за сутки: 71,211 МВт·ч.</w:t>
+        <w:t>Итого за сутки: 71,226 МВт·ч.</w:t>
       </w:r>
     </w:p>
     <w:p>
@@ -834,7 +834,7 @@
     </w:p>
     <w:p>
       <w:r>
-        <w:t>Прогноз 7135f0fa9395, сформирован 14.02.2026 05:00 (Астана); модель windcast-0.1.0-cascade+direct; погода: Open-Meteo Previous Runs: ECMWF IFS, ECMWF AIFS, ICON, GFS, UKMO, GEM, CMA, выпуск 2026-02-13 18:00:00 UTC.</w:t>
+        <w:t>Прогноз a0e4baa5d667, сформирован 14.02.2026 05:00 (Астана); модель windcast-0.1.0-cascade+cqr; погода: Open-Meteo Previous Runs: ECMWF IFS, ECMWF AIFS, ICON, GFS, UKMO, GEM, CMA, выпуск 2026-02-13 18:00:00 UTC.</w:t>
       </w:r>
     </w:p>
     <w:tbl>
@@ -940,7 +940,7 @@
           </w:tcPr>
           <w:p>
             <w:r>
-              <w:t>0,000</w:t>
+              <w:t>0,018</w:t>
             </w:r>
           </w:p>
         </w:tc>
@@ -950,7 +950,7 @@
           </w:tcPr>
           <w:p>
             <w:r>
-              <w:t>0,151</w:t>
+              <w:t>0,143</w:t>
             </w:r>
           </w:p>
         </w:tc>
@@ -960,7 +960,7 @@
           </w:tcPr>
           <w:p>
             <w:r>
-              <w:t>1,114</w:t>
+              <w:t>1,030</w:t>
             </w:r>
           </w:p>
         </w:tc>
@@ -1002,7 +1002,7 @@
           </w:tcPr>
           <w:p>
             <w:r>
-              <w:t>0,000</w:t>
+              <w:t>0,001</w:t>
             </w:r>
           </w:p>
         </w:tc>
@@ -1012,7 +1012,7 @@
           </w:tcPr>
           <w:p>
             <w:r>
-              <w:t>0,090</w:t>
+              <w:t>0,073</w:t>
             </w:r>
           </w:p>
         </w:tc>
@@ -1022,7 +1022,7 @@
           </w:tcPr>
           <w:p>
             <w:r>
-              <w:t>0,666</w:t>
+              <w:t>0,562</w:t>
             </w:r>
           </w:p>
         </w:tc>
@@ -1064,7 +1064,7 @@
           </w:tcPr>
           <w:p>
             <w:r>
-              <w:t>0,014</w:t>
+              <w:t>0,036</w:t>
             </w:r>
           </w:p>
         </w:tc>
@@ -1084,7 +1084,7 @@
           </w:tcPr>
           <w:p>
             <w:r>
-              <w:t>0,572</w:t>
+              <w:t>0,509</w:t>
             </w:r>
           </w:p>
         </w:tc>
@@ -1126,7 +1126,7 @@
           </w:tcPr>
           <w:p>
             <w:r>
-              <w:t>0,004</w:t>
+              <w:t>0,021</w:t>
             </w:r>
           </w:p>
         </w:tc>
@@ -1136,7 +1136,7 @@
           </w:tcPr>
           <w:p>
             <w:r>
-              <w:t>0,097</w:t>
+              <w:t>0,103</w:t>
             </w:r>
           </w:p>
         </w:tc>
@@ -1146,7 +1146,7 @@
           </w:tcPr>
           <w:p>
             <w:r>
-              <w:t>0,434</w:t>
+              <w:t>0,419</w:t>
             </w:r>
           </w:p>
         </w:tc>
@@ -1188,7 +1188,7 @@
           </w:tcPr>
           <w:p>
             <w:r>
-              <w:t>0,012</w:t>
+              <w:t>0,032</w:t>
             </w:r>
           </w:p>
         </w:tc>
@@ -1198,7 +1198,7 @@
           </w:tcPr>
           <w:p>
             <w:r>
-              <w:t>0,132</w:t>
+              <w:t>0,141</w:t>
             </w:r>
           </w:p>
         </w:tc>
@@ -1208,7 +1208,7 @@
           </w:tcPr>
           <w:p>
             <w:r>
-              <w:t>0,628</w:t>
+              <w:t>0,597</w:t>
             </w:r>
           </w:p>
         </w:tc>
@@ -1250,7 +1250,7 @@
           </w:tcPr>
           <w:p>
             <w:r>
-              <w:t>0,016</w:t>
+              <w:t>0,037</w:t>
             </w:r>
           </w:p>
         </w:tc>
@@ -1260,7 +1260,7 @@
           </w:tcPr>
           <w:p>
             <w:r>
-              <w:t>0,159</w:t>
+              <w:t>0,175</w:t>
             </w:r>
           </w:p>
         </w:tc>
@@ -1270,7 +1270,7 @@
           </w:tcPr>
           <w:p>
             <w:r>
-              <w:t>0,592</w:t>
+              <w:t>0,560</w:t>
             </w:r>
           </w:p>
         </w:tc>
@@ -1312,7 +1312,7 @@
           </w:tcPr>
           <w:p>
             <w:r>
-              <w:t>0,026</w:t>
+              <w:t>0,068</w:t>
             </w:r>
           </w:p>
         </w:tc>
@@ -1322,7 +1322,7 @@
           </w:tcPr>
           <w:p>
             <w:r>
-              <w:t>0,258</w:t>
+              <w:t>0,268</w:t>
             </w:r>
           </w:p>
         </w:tc>
@@ -1332,7 +1332,7 @@
           </w:tcPr>
           <w:p>
             <w:r>
-              <w:t>0,887</w:t>
+              <w:t>0,853</w:t>
             </w:r>
           </w:p>
         </w:tc>
@@ -1374,7 +1374,7 @@
           </w:tcPr>
           <w:p>
             <w:r>
-              <w:t>0,029</w:t>
+              <w:t>0,036</w:t>
             </w:r>
           </w:p>
         </w:tc>
@@ -1384,7 +1384,7 @@
           </w:tcPr>
           <w:p>
             <w:r>
-              <w:t>0,612</w:t>
+              <w:t>0,636</w:t>
             </w:r>
           </w:p>
         </w:tc>
@@ -1394,7 +1394,7 @@
           </w:tcPr>
           <w:p>
             <w:r>
-              <w:t>1,941</w:t>
+              <w:t>1,887</w:t>
             </w:r>
           </w:p>
         </w:tc>
@@ -1436,7 +1436,7 @@
           </w:tcPr>
           <w:p>
             <w:r>
-              <w:t>0,127</w:t>
+              <w:t>0,044</w:t>
             </w:r>
           </w:p>
         </w:tc>
@@ -1446,7 +1446,7 @@
           </w:tcPr>
           <w:p>
             <w:r>
-              <w:t>1,294</w:t>
+              <w:t>1,349</w:t>
             </w:r>
           </w:p>
         </w:tc>
@@ -1456,7 +1456,7 @@
           </w:tcPr>
           <w:p>
             <w:r>
-              <w:t>3,633</w:t>
+              <w:t>3,704</w:t>
             </w:r>
           </w:p>
         </w:tc>
@@ -1498,7 +1498,7 @@
           </w:tcPr>
           <w:p>
             <w:r>
-              <w:t>0,513</w:t>
+              <w:t>0,411</w:t>
             </w:r>
           </w:p>
         </w:tc>
@@ -1508,7 +1508,7 @@
           </w:tcPr>
           <w:p>
             <w:r>
-              <w:t>2,469</w:t>
+              <w:t>2,554</w:t>
             </w:r>
           </w:p>
         </w:tc>
@@ -1518,7 +1518,7 @@
           </w:tcPr>
           <w:p>
             <w:r>
-              <w:t>4,550</w:t>
+              <w:t>4,623</w:t>
             </w:r>
           </w:p>
         </w:tc>
@@ -1560,7 +1560,7 @@
           </w:tcPr>
           <w:p>
             <w:r>
-              <w:t>1,603</w:t>
+              <w:t>1,605</w:t>
             </w:r>
           </w:p>
         </w:tc>
@@ -1570,7 +1570,7 @@
           </w:tcPr>
           <w:p>
             <w:r>
-              <w:t>3,694</w:t>
+              <w:t>3,640</w:t>
             </w:r>
           </w:p>
         </w:tc>
@@ -1580,7 +1580,7 @@
           </w:tcPr>
           <w:p>
             <w:r>
-              <w:t>4,896</w:t>
+              <w:t>4,931</w:t>
             </w:r>
           </w:p>
         </w:tc>
@@ -1622,7 +1622,7 @@
           </w:tcPr>
           <w:p>
             <w:r>
-              <w:t>3,154</w:t>
+              <w:t>3,333</w:t>
             </w:r>
           </w:p>
         </w:tc>
@@ -1632,7 +1632,7 @@
           </w:tcPr>
           <w:p>
             <w:r>
-              <w:t>4,615</w:t>
+              <w:t>4,617</w:t>
             </w:r>
           </w:p>
         </w:tc>
@@ -1642,7 +1642,7 @@
           </w:tcPr>
           <w:p>
             <w:r>
-              <w:t>4,981</w:t>
+              <w:t>4,984</w:t>
             </w:r>
           </w:p>
         </w:tc>
@@ -1684,7 +1684,7 @@
           </w:tcPr>
           <w:p>
             <w:r>
-              <w:t>3,917</w:t>
+              <w:t>4,048</w:t>
             </w:r>
           </w:p>
         </w:tc>
@@ -1694,7 +1694,7 @@
           </w:tcPr>
           <w:p>
             <w:r>
-              <w:t>4,828</w:t>
+              <w:t>4,831</w:t>
             </w:r>
           </w:p>
         </w:tc>
@@ -1704,7 +1704,7 @@
           </w:tcPr>
           <w:p>
             <w:r>
-              <w:t>4,989</w:t>
+              <w:t>4,977</w:t>
             </w:r>
           </w:p>
         </w:tc>
@@ -1746,7 +1746,7 @@
           </w:tcPr>
           <w:p>
             <w:r>
-              <w:t>4,498</w:t>
+              <w:t>4,577</w:t>
             </w:r>
           </w:p>
         </w:tc>
@@ -1756,7 +1756,7 @@
           </w:tcPr>
           <w:p>
             <w:r>
-              <w:t>4,881</w:t>
+              <w:t>4,878</w:t>
             </w:r>
           </w:p>
         </w:tc>
@@ -1766,7 +1766,7 @@
           </w:tcPr>
           <w:p>
             <w:r>
-              <w:t>4,984</w:t>
+              <w:t>4,974</w:t>
             </w:r>
           </w:p>
         </w:tc>
@@ -1808,7 +1808,7 @@
           </w:tcPr>
           <w:p>
             <w:r>
-              <w:t>4,591</w:t>
+              <w:t>4,702</w:t>
             </w:r>
           </w:p>
         </w:tc>
@@ -1818,7 +1818,7 @@
           </w:tcPr>
           <w:p>
             <w:r>
-              <w:t>4,904</w:t>
+              <w:t>4,899</w:t>
             </w:r>
           </w:p>
         </w:tc>
@@ -1828,7 +1828,7 @@
           </w:tcPr>
           <w:p>
             <w:r>
-              <w:t>5,000</w:t>
+              <w:t>4,987</w:t>
             </w:r>
           </w:p>
         </w:tc>
@@ -1870,7 +1870,7 @@
           </w:tcPr>
           <w:p>
             <w:r>
-              <w:t>4,579</w:t>
+              <w:t>4,739</w:t>
             </w:r>
           </w:p>
         </w:tc>
@@ -1880,7 +1880,7 @@
           </w:tcPr>
           <w:p>
             <w:r>
-              <w:t>4,904</w:t>
+              <w:t>4,899</w:t>
             </w:r>
           </w:p>
         </w:tc>
@@ -1890,7 +1890,7 @@
           </w:tcPr>
           <w:p>
             <w:r>
-              <w:t>5,000</w:t>
+              <w:t>4,989</w:t>
             </w:r>
           </w:p>
         </w:tc>
@@ -1932,7 +1932,7 @@
           </w:tcPr>
           <w:p>
             <w:r>
-              <w:t>4,381</w:t>
+              <w:t>4,577</w:t>
             </w:r>
           </w:p>
         </w:tc>
@@ -1942,7 +1942,7 @@
           </w:tcPr>
           <w:p>
             <w:r>
-              <w:t>4,885</w:t>
+              <w:t>4,873</w:t>
             </w:r>
           </w:p>
         </w:tc>
@@ -1952,7 +1952,7 @@
           </w:tcPr>
           <w:p>
             <w:r>
-              <w:t>4,994</w:t>
+              <w:t>4,977</w:t>
             </w:r>
           </w:p>
         </w:tc>
@@ -1994,7 +1994,7 @@
           </w:tcPr>
           <w:p>
             <w:r>
-              <w:t>3,978</w:t>
+              <w:t>4,229</w:t>
             </w:r>
           </w:p>
         </w:tc>
@@ -2004,7 +2004,7 @@
           </w:tcPr>
           <w:p>
             <w:r>
-              <w:t>4,868</w:t>
+              <w:t>4,875</w:t>
             </w:r>
           </w:p>
         </w:tc>
@@ -2014,7 +2014,7 @@
           </w:tcPr>
           <w:p>
             <w:r>
-              <w:t>5,000</w:t>
+              <w:t>4,988</w:t>
             </w:r>
           </w:p>
         </w:tc>
@@ -2056,7 +2056,7 @@
           </w:tcPr>
           <w:p>
             <w:r>
-              <w:t>4,080</w:t>
+              <w:t>4,366</w:t>
             </w:r>
           </w:p>
         </w:tc>
@@ -2066,7 +2066,7 @@
           </w:tcPr>
           <w:p>
             <w:r>
-              <w:t>4,905</w:t>
+              <w:t>4,901</w:t>
             </w:r>
           </w:p>
         </w:tc>
@@ -2076,7 +2076,7 @@
           </w:tcPr>
           <w:p>
             <w:r>
-              <w:t>5,000</w:t>
+              <w:t>4,989</w:t>
             </w:r>
           </w:p>
         </w:tc>
@@ -2118,7 +2118,7 @@
           </w:tcPr>
           <w:p>
             <w:r>
-              <w:t>3,975</w:t>
+              <w:t>4,195</w:t>
             </w:r>
           </w:p>
         </w:tc>
@@ -2128,7 +2128,7 @@
           </w:tcPr>
           <w:p>
             <w:r>
-              <w:t>4,888</w:t>
+              <w:t>4,885</w:t>
             </w:r>
           </w:p>
         </w:tc>
@@ -2138,7 +2138,7 @@
           </w:tcPr>
           <w:p>
             <w:r>
-              <w:t>4,991</w:t>
+              <w:t>4,979</w:t>
             </w:r>
           </w:p>
         </w:tc>
@@ -2180,7 +2180,7 @@
           </w:tcPr>
           <w:p>
             <w:r>
-              <w:t>3,803</w:t>
+              <w:t>3,985</w:t>
             </w:r>
           </w:p>
         </w:tc>
@@ -2190,7 +2190,7 @@
           </w:tcPr>
           <w:p>
             <w:r>
-              <w:t>4,904</w:t>
+              <w:t>4,899</w:t>
             </w:r>
           </w:p>
         </w:tc>
@@ -2200,7 +2200,7 @@
           </w:tcPr>
           <w:p>
             <w:r>
-              <w:t>5,000</w:t>
+              <w:t>4,999</w:t>
             </w:r>
           </w:p>
         </w:tc>
@@ -2242,7 +2242,7 @@
           </w:tcPr>
           <w:p>
             <w:r>
-              <w:t>3,089</w:t>
+              <w:t>3,064</w:t>
             </w:r>
           </w:p>
         </w:tc>
@@ -2252,7 +2252,7 @@
           </w:tcPr>
           <w:p>
             <w:r>
-              <w:t>4,763</w:t>
+              <w:t>4,715</w:t>
             </w:r>
           </w:p>
         </w:tc>
@@ -2262,7 +2262,7 @@
           </w:tcPr>
           <w:p>
             <w:r>
-              <w:t>4,986</w:t>
+              <w:t>4,974</w:t>
             </w:r>
           </w:p>
         </w:tc>
@@ -2304,7 +2304,7 @@
           </w:tcPr>
           <w:p>
             <w:r>
-              <w:t>2,856</w:t>
+              <w:t>2,845</w:t>
             </w:r>
           </w:p>
         </w:tc>
@@ -2314,7 +2314,7 @@
           </w:tcPr>
           <w:p>
             <w:r>
-              <w:t>4,575</w:t>
+              <w:t>4,540</w:t>
             </w:r>
           </w:p>
         </w:tc>
@@ -2324,7 +2324,7 @@
           </w:tcPr>
           <w:p>
             <w:r>
-              <w:t>4,968</w:t>
+              <w:t>4,974</w:t>
             </w:r>
           </w:p>
         </w:tc>
@@ -2366,7 +2366,7 @@
           </w:tcPr>
           <w:p>
             <w:r>
-              <w:t>2,470</w:t>
+              <w:t>2,488</w:t>
             </w:r>
           </w:p>
         </w:tc>
@@ -2376,7 +2376,7 @@
           </w:tcPr>
           <w:p>
             <w:r>
-              <w:t>4,206</w:t>
+              <w:t>4,203</w:t>
             </w:r>
           </w:p>
         </w:tc>
@@ -2386,7 +2386,7 @@
           </w:tcPr>
           <w:p>
             <w:r>
-              <w:t>4,948</w:t>
+              <w:t>4,981</w:t>
             </w:r>
           </w:p>
         </w:tc>
@@ -2423,7 +2423,7 @@
         <w:pStyle w:val="ListBullet"/>
       </w:pPr>
       <w:r>
-        <w:t>резкий рост на 3.32 МВт за 3 ч к 11:00</w:t>
+        <w:t>резкий рост на 3.27 МВт за 3 ч к 11:00</w:t>
       </w:r>
     </w:p>
     <w:p>
@@ -2560,7 +2560,7 @@
           </w:tcPr>
           <w:p>
             <w:r>
-              <w:t>0,653</w:t>
+              <w:t>0,639</w:t>
             </w:r>
           </w:p>
         </w:tc>
@@ -2570,7 +2570,7 @@
           </w:tcPr>
           <w:p>
             <w:r>
-              <w:t>0,612 → 1,265</w:t>
+              <w:t>0,636 → 1,275</w:t>
             </w:r>
           </w:p>
         </w:tc>
@@ -2622,7 +2622,7 @@
           </w:tcPr>
           <w:p>
             <w:r>
-              <w:t>0,881</w:t>
+              <w:t>0,860</w:t>
             </w:r>
           </w:p>
         </w:tc>
@@ -2632,7 +2632,7 @@
           </w:tcPr>
           <w:p>
             <w:r>
-              <w:t>1,294 → 2,175</w:t>
+              <w:t>1,349 → 2,209</w:t>
             </w:r>
           </w:p>
         </w:tc>
@@ -2684,7 +2684,7 @@
           </w:tcPr>
           <w:p>
             <w:r>
-              <w:t>1,595</w:t>
+              <w:t>1,518</w:t>
             </w:r>
           </w:p>
         </w:tc>
@@ -2694,7 +2694,7 @@
           </w:tcPr>
           <w:p>
             <w:r>
-              <w:t>2,469 → 4,064</w:t>
+              <w:t>2,554 → 4,072</w:t>
             </w:r>
           </w:p>
         </w:tc>
@@ -2746,7 +2746,7 @@
           </w:tcPr>
           <w:p>
             <w:r>
-              <w:t>1,106</w:t>
+              <w:t>1,161</w:t>
             </w:r>
           </w:p>
         </w:tc>
@@ -2756,7 +2756,7 @@
           </w:tcPr>
           <w:p>
             <w:r>
-              <w:t>3,694 → 4,800</w:t>
+              <w:t>3,640 → 4,801</w:t>
             </w:r>
           </w:p>
         </w:tc>
@@ -2808,7 +2808,7 @@
           </w:tcPr>
           <w:p>
             <w:r>
-              <w:t>0,705</w:t>
+              <w:t>0,695</w:t>
             </w:r>
           </w:p>
         </w:tc>
@@ -2818,7 +2818,7 @@
           </w:tcPr>
           <w:p>
             <w:r>
-              <w:t>4,575 → 3,870</w:t>
+              <w:t>4,540 → 3,845</w:t>
             </w:r>
           </w:p>
         </w:tc>
@@ -2870,7 +2870,7 @@
           </w:tcPr>
           <w:p>
             <w:r>
-              <w:t>0,587</w:t>
+              <w:t>0,615</w:t>
             </w:r>
           </w:p>
         </w:tc>
@@ -2880,7 +2880,7 @@
           </w:tcPr>
           <w:p>
             <w:r>
-              <w:t>4,206 → 3,619</w:t>
+              <w:t>4,203 → 3,588</w:t>
             </w:r>
           </w:p>
         </w:tc>
